--- a/test/fixtures/files/handover.docx
+++ b/test/fixtures/files/handover.docx
@@ -4,7 +4,7 @@
   <w:body>
     <w:p>
       <w:r>
-        <w:t>Sam Solo hands the Henley file to Bo Wren.</w:t>
+        <w:t>Sam Solo hands the Henley file to Pat.</w:t>
       </w:r>
     </w:p>
   </w:body>
